--- a/grade8/Fluency-Lab-Package/module-materials/Module-2-Multiply/FluencyLab_M2_Mixed_Review.docx
+++ b/grade8/Fluency-Lab-Package/module-materials/Module-2-Multiply/FluencyLab_M2_Mixed_Review.docx
@@ -125,29 +125,6 @@
     </w:p>
     <w:p>
       <w:pPr>
-        <w:spacing w:after="110" w:line="274"/>
-      </w:pPr>
-      <w:r>
-        <w:rPr>
-          <w:color w:val="222222"/>
-          <w:sz w:val="22"/>
-          <w:szCs w:val="22"/>
-        </w:rPr>
-        <w:t xml:space="preserve">Facts, multi-digit multiplication, and a little Module 1. Before each one, ask: </w:t>
-      </w:r>
-      <w:r>
-        <w:rPr>
-          <w:b/>
-          <w:bCs/>
-          <w:color w:val="222222"/>
-          <w:sz w:val="22"/>
-          <w:szCs w:val="22"/>
-        </w:rPr>
-        <w:t xml:space="preserve">what operation, and what’s the next step?</w:t>
-      </w:r>
-    </w:p>
-    <w:p>
-      <w:pPr>
         <w:pStyle w:val="Heading1"/>
         <w:spacing w:after="100" w:before="240"/>
       </w:pPr>
@@ -159,7 +136,7 @@
           <w:sz w:val="26"/>
           <w:szCs w:val="26"/>
         </w:rPr>
-        <w:t xml:space="preserve">Warm set — facts &amp; one-digit multipliers</w:t>
+        <w:t xml:space="preserve">Warm-up</w:t>
       </w:r>
     </w:p>
     <w:tbl>
@@ -377,7 +354,7 @@
           <w:sz w:val="26"/>
           <w:szCs w:val="26"/>
         </w:rPr>
-        <w:t xml:space="preserve">Challenge set — set it up yourself</w:t>
+        <w:t xml:space="preserve">Challenge set</w:t>
       </w:r>
     </w:p>
     <w:tbl>
@@ -425,7 +402,7 @@
                 <w:sz w:val="20"/>
                 <w:szCs w:val="20"/>
               </w:rPr>
-              <w:t xml:space="preserve">Set it up yourself — stack each one, then solve.</w:t>
+              <w:t xml:space="preserve">Stack, then solve.</w:t>
             </w:r>
           </w:p>
           <w:p>
@@ -534,7 +511,7 @@
                 <w:sz w:val="20"/>
                 <w:szCs w:val="20"/>
               </w:rPr>
-              <w:t xml:space="preserve">Addition &amp; subtraction — stack and solve.</w:t>
+              <w:t xml:space="preserve">Stack, then solve.</w:t>
             </w:r>
           </w:p>
           <w:p>
@@ -579,20 +556,7 @@
           <w:sz w:val="26"/>
           <w:szCs w:val="26"/>
         </w:rPr>
-        <w:t xml:space="preserve">Find and fix the mistake</w:t>
-      </w:r>
-    </w:p>
-    <w:p>
-      <w:pPr>
-        <w:spacing w:after="110" w:line="274"/>
-      </w:pPr>
-      <w:r>
-        <w:rPr>
-          <w:color w:val="222222"/>
-          <w:sz w:val="22"/>
-          <w:szCs w:val="22"/>
-        </w:rPr>
-        <w:t xml:space="preserve">This student forgot the place-value shift on the second partial product (they wrote 141 instead of 1410). Find the error and give the correct answer.</w:t>
+        <w:t xml:space="preserve">Find the mistake</w:t>
       </w:r>
     </w:p>
     <w:tbl>
@@ -780,7 +744,7 @@
           <w:sz w:val="20"/>
           <w:szCs w:val="20"/>
         </w:rPr>
-        <w:t xml:space="preserve">Facts fast, algorithm clean. Keep building. ★</w:t>
+        <w:t xml:space="preserve">Facts fast, algorithm clean. ★</w:t>
       </w:r>
     </w:p>
     <w:sectPr>
